--- a/published/ai-organizations/03_strategic_modeling/04_cognition/lab-protocols/04_cognition-lab.docx
+++ b/published/ai-organizations/03_strategic_modeling/04_cognition/lab-protocols/04_cognition-lab.docx
@@ -4,32 +4,52 @@
   <w:body>
     <w:p>
       <w:r>
-        <w:t>Lab: Exploring Cognition</w:t>
+        <w:t>Lab: Strategic Assumption Audit</w:t>
       </w:r>
     </w:p>
     <w:p>
       <w:r>
-        <w:t>Objective</w:t>
+        <w:t>Objectives</w:t>
       </w:r>
     </w:p>
     <w:p>
       <w:r>
-        <w:t>Design and simulate a simple agent that demonstrates the principles of Cognition .</w:t>
+        <w:t>Learning Goal: Surface, classify, and create monitoring plans for the assumptions underlying your organization's strategy.</w:t>
       </w:r>
     </w:p>
     <w:p>
       <w:r>
-        <w:t>Prerequisites</w:t>
+        <w:t>Part 1: Assumption Elicitation (15 min)</w:t>
       </w:r>
     </w:p>
     <w:p>
       <w:r>
-        <w:t>Basic understanding of Python or a relevant simulation tool.  Familiarity with the formal definition of Cognition.   Steps</w:t>
+        <w:t>List the key assumptions underlying your organization's strategy:</w:t>
       </w:r>
     </w:p>
     <w:p>
       <w:r>
-        <w:t>Define the Environment : Create a simple grid world or state space relevant to Organizations.  Define the Agent : Specify the agent's generative model, focusing on Cognition.  Simulation : Run the agent for 100 timesteps.  Perturbation : Introduce a specific challenge to Cognition (e.g., increased noise, occlusion).  Analysis : Plot the Free Energy over time. Does the agent successfully adapt?   Discussion Requirements</w:t>
+        <w:t>#  Assumption  Category (Customer/Competitor/Technology/Regulatory/Macro)      1      2      3      4      5       Write your response here   Part 2: Importance-Vulnerability Matrix (10 min)</w:t>
+      </w:r>
+    </w:p>
+    <w:p>
+      <w:r>
+        <w:t>Assumption  Importance (H/M/L)  Vulnerability (H/M/L)  Priority                   Write your response here   Part 3: Signpost Definition (15 min)</w:t>
+      </w:r>
+    </w:p>
+    <w:p>
+      <w:r>
+        <w:t>For your highest-priority assumptions, define observable signposts:</w:t>
+      </w:r>
+    </w:p>
+    <w:p>
+      <w:r>
+        <w:t>Assumption  Signpost (what would indicate it's failing?)  Data Source  Monitoring Cadence                   Write your response here   Part 4: Hedging Plans (10 min)</w:t>
+      </w:r>
+    </w:p>
+    <w:p>
+      <w:r>
+        <w:t>Assumption  If It Fails...  Hedging Action (contingency plan)  Cost of Hedge                   Write your response here   Summary</w:t>
       </w:r>
     </w:p>
     <w:sectPr>
